--- a/docs/paper/unified_manuscript/plant_direct/Plant_Direct_cover_letter.docx
+++ b/docs/paper/unified_manuscript/plant_direct/Plant_Direct_cover_letter.docx
@@ -58,7 +58,7 @@
     </w:p>
     <w:p>
       <w:r>
-        <w:t>All underlying sequencing data are publicly accessioned. The complete supplementary tables, supplementary figures, and figure source data are archived at https://doi.org/10.5281/zenodo.22240717, and the workflow code is available at https://github.com/ericzhuang2010/lychee.</w:t>
+        <w:t>All underlying sequencing data are publicly accessioned. The complete supplementary tables, supplementary figures, and figure source data are archived at https://doi.org/10.5281/zenodo.22240717, with accession details provided in the manuscript.</w:t>
       </w:r>
     </w:p>
     <w:p>
